--- a/documentation/OrgHub.docx
+++ b/documentation/OrgHub.docx
@@ -417,7 +417,7 @@
     </w:p>
     <w:sdt>
       <w:sdtPr>
-        <w:id w:val="1068976327"/>
+        <w:id w:val="-195710838"/>
         <w:docPartObj>
           <w:docPartGallery w:val="Table of Contents"/>
           <w:docPartUnique w:val="1"/>
@@ -5752,7 +5752,7 @@
           <wp:inline distB="114300" distT="114300" distL="114300" distR="114300">
             <wp:extent cx="6126480" cy="8864600"/>
             <wp:effectExtent b="0" l="0" r="0" t="0"/>
-            <wp:docPr id="1" name="image1.png"/>
+            <wp:docPr id="3" name="image1.png"/>
             <a:graphic>
               <a:graphicData uri="http://schemas.openxmlformats.org/drawingml/2006/picture">
                 <pic:pic>
@@ -6054,7 +6054,7 @@
           <wp:inline distB="114300" distT="114300" distL="114300" distR="114300">
             <wp:extent cx="5354382" cy="4138613"/>
             <wp:effectExtent b="0" l="0" r="0" t="0"/>
-            <wp:docPr id="2" name="image2.png"/>
+            <wp:docPr id="4" name="image2.png"/>
             <a:graphic>
               <a:graphicData uri="http://schemas.openxmlformats.org/drawingml/2006/picture">
                 <pic:pic>
@@ -7176,6 +7176,135 @@
     </w:p>
     <w:p>
       <w:pPr>
+        <w:spacing w:before="200" w:lineRule="auto"/>
+        <w:rPr>
+          <w:rFonts w:ascii="Arial" w:cs="Arial" w:eastAsia="Arial" w:hAnsi="Arial"/>
+          <w:sz w:val="22"/>
+          <w:szCs w:val="22"/>
+        </w:rPr>
+      </w:pPr>
+      <w:bookmarkStart w:colFirst="0" w:colLast="0" w:name="_heading=h.ubxhgy73tboh" w:id="56"/>
+      <w:bookmarkEnd w:id="56"/>
+      <w:r>
+        <w:rPr>
+          <w:rFonts w:ascii="Arial" w:cs="Arial" w:eastAsia="Arial" w:hAnsi="Arial"/>
+          <w:sz w:val="22"/>
+          <w:szCs w:val="22"/>
+        </w:rPr>
+        <w:drawing>
+          <wp:inline distB="114300" distT="114300" distL="114300" distR="114300">
+            <wp:extent cx="3066382" cy="2800790"/>
+            <wp:effectExtent b="0" l="0" r="0" t="0"/>
+            <wp:docPr id="2" name="image3.png"/>
+            <a:graphic>
+              <a:graphicData uri="http://schemas.openxmlformats.org/drawingml/2006/picture">
+                <pic:pic>
+                  <pic:nvPicPr>
+                    <pic:cNvPr id="0" name="image3.png"/>
+                    <pic:cNvPicPr preferRelativeResize="0"/>
+                  </pic:nvPicPr>
+                  <pic:blipFill>
+                    <a:blip r:embed="rId13"/>
+                    <a:srcRect b="0" l="0" r="0" t="0"/>
+                    <a:stretch>
+                      <a:fillRect/>
+                    </a:stretch>
+                  </pic:blipFill>
+                  <pic:spPr>
+                    <a:xfrm>
+                      <a:off x="0" y="0"/>
+                      <a:ext cx="3066382" cy="2800790"/>
+                    </a:xfrm>
+                    <a:prstGeom prst="rect"/>
+                    <a:ln/>
+                  </pic:spPr>
+                </pic:pic>
+              </a:graphicData>
+            </a:graphic>
+          </wp:inline>
+        </w:drawing>
+      </w:r>
+      <w:r>
+        <w:rPr>
+          <w:rtl w:val="0"/>
+        </w:rPr>
+      </w:r>
+      <w:r>
+        <w:drawing>
+          <wp:anchor allowOverlap="1" behindDoc="0" distB="114300" distT="114300" distL="114300" distR="114300" hidden="0" layoutInCell="1" locked="0" relativeHeight="0" simplePos="0">
+            <wp:simplePos x="0" y="0"/>
+            <wp:positionH relativeFrom="column">
+              <wp:posOffset>-114299</wp:posOffset>
+            </wp:positionH>
+            <wp:positionV relativeFrom="paragraph">
+              <wp:posOffset>142875</wp:posOffset>
+            </wp:positionV>
+            <wp:extent cx="2991803" cy="2810191"/>
+            <wp:effectExtent b="0" l="0" r="0" t="0"/>
+            <wp:wrapSquare wrapText="bothSides" distB="114300" distT="114300" distL="114300" distR="114300"/>
+            <wp:docPr id="1" name="image4.png"/>
+            <a:graphic>
+              <a:graphicData uri="http://schemas.openxmlformats.org/drawingml/2006/picture">
+                <pic:pic>
+                  <pic:nvPicPr>
+                    <pic:cNvPr id="0" name="image4.png"/>
+                    <pic:cNvPicPr preferRelativeResize="0"/>
+                  </pic:nvPicPr>
+                  <pic:blipFill>
+                    <a:blip r:embed="rId14"/>
+                    <a:srcRect b="0" l="0" r="0" t="0"/>
+                    <a:stretch>
+                      <a:fillRect/>
+                    </a:stretch>
+                  </pic:blipFill>
+                  <pic:spPr>
+                    <a:xfrm>
+                      <a:off x="0" y="0"/>
+                      <a:ext cx="2991803" cy="2810191"/>
+                    </a:xfrm>
+                    <a:prstGeom prst="rect"/>
+                    <a:ln/>
+                  </pic:spPr>
+                </pic:pic>
+              </a:graphicData>
+            </a:graphic>
+          </wp:anchor>
+        </w:drawing>
+      </w:r>
+    </w:p>
+    <w:p>
+      <w:pPr>
+        <w:keepNext w:val="0"/>
+        <w:keepLines w:val="0"/>
+        <w:pageBreakBefore w:val="0"/>
+        <w:widowControl w:val="1"/>
+        <w:pBdr>
+          <w:top w:space="0" w:sz="0" w:val="nil"/>
+          <w:left w:space="0" w:sz="0" w:val="nil"/>
+          <w:bottom w:space="0" w:sz="0" w:val="nil"/>
+          <w:right w:space="0" w:sz="0" w:val="nil"/>
+          <w:between w:space="0" w:sz="0" w:val="nil"/>
+        </w:pBdr>
+        <w:shd w:fill="auto" w:val="clear"/>
+        <w:spacing w:after="0" w:before="200" w:line="240" w:lineRule="auto"/>
+        <w:ind w:left="0" w:right="0" w:firstLine="0"/>
+        <w:jc w:val="left"/>
+        <w:rPr>
+          <w:rFonts w:ascii="Arial" w:cs="Arial" w:eastAsia="Arial" w:hAnsi="Arial"/>
+          <w:sz w:val="22"/>
+          <w:szCs w:val="22"/>
+        </w:rPr>
+      </w:pPr>
+      <w:bookmarkStart w:colFirst="0" w:colLast="0" w:name="_heading=h.ubxhgy73tboh" w:id="56"/>
+      <w:bookmarkEnd w:id="56"/>
+      <w:r>
+        <w:rPr>
+          <w:rtl w:val="0"/>
+        </w:rPr>
+      </w:r>
+    </w:p>
+    <w:p>
+      <w:pPr>
         <w:pStyle w:val="Heading2"/>
         <w:numPr>
           <w:ilvl w:val="1"/>
@@ -7224,8 +7353,8 @@
           <w:szCs w:val="22"/>
         </w:rPr>
       </w:pPr>
-      <w:bookmarkStart w:colFirst="0" w:colLast="0" w:name="_heading=h.r5r6bqxmkxsq" w:id="56"/>
-      <w:bookmarkEnd w:id="56"/>
+      <w:bookmarkStart w:colFirst="0" w:colLast="0" w:name="_heading=h.r5r6bqxmkxsq" w:id="57"/>
+      <w:bookmarkEnd w:id="57"/>
       <w:r>
         <w:rPr>
           <w:rFonts w:ascii="Arial" w:cs="Arial" w:eastAsia="Arial" w:hAnsi="Arial"/>
@@ -7250,8 +7379,8 @@
           <w:szCs w:val="22"/>
         </w:rPr>
       </w:pPr>
-      <w:bookmarkStart w:colFirst="0" w:colLast="0" w:name="_heading=h.wi4lqjtlpt11" w:id="57"/>
-      <w:bookmarkEnd w:id="57"/>
+      <w:bookmarkStart w:colFirst="0" w:colLast="0" w:name="_heading=h.wi4lqjtlpt11" w:id="58"/>
+      <w:bookmarkEnd w:id="58"/>
       <w:r>
         <w:rPr>
           <w:rFonts w:ascii="Arial" w:cs="Arial" w:eastAsia="Arial" w:hAnsi="Arial"/>
@@ -7290,8 +7419,8 @@
           <w:u w:val="none"/>
         </w:rPr>
       </w:pPr>
-      <w:bookmarkStart w:colFirst="0" w:colLast="0" w:name="_heading=h.wi4lqjtlpt11" w:id="57"/>
-      <w:bookmarkEnd w:id="57"/>
+      <w:bookmarkStart w:colFirst="0" w:colLast="0" w:name="_heading=h.wi4lqjtlpt11" w:id="58"/>
+      <w:bookmarkEnd w:id="58"/>
       <w:r>
         <w:rPr>
           <w:rFonts w:ascii="Arial" w:cs="Arial" w:eastAsia="Arial" w:hAnsi="Arial"/>
@@ -7352,8 +7481,8 @@
           <w:szCs w:val="22"/>
         </w:rPr>
       </w:pPr>
-      <w:bookmarkStart w:colFirst="0" w:colLast="0" w:name="_heading=h.obboddyl125s" w:id="58"/>
-      <w:bookmarkEnd w:id="58"/>
+      <w:bookmarkStart w:colFirst="0" w:colLast="0" w:name="_heading=h.obboddyl125s" w:id="59"/>
+      <w:bookmarkEnd w:id="59"/>
       <w:r>
         <w:rPr>
           <w:rFonts w:ascii="Arial" w:cs="Arial" w:eastAsia="Arial" w:hAnsi="Arial"/>
@@ -7378,8 +7507,8 @@
           <w:szCs w:val="22"/>
         </w:rPr>
       </w:pPr>
-      <w:bookmarkStart w:colFirst="0" w:colLast="0" w:name="_heading=h.te351yz3nh9g" w:id="59"/>
-      <w:bookmarkEnd w:id="59"/>
+      <w:bookmarkStart w:colFirst="0" w:colLast="0" w:name="_heading=h.te351yz3nh9g" w:id="60"/>
+      <w:bookmarkEnd w:id="60"/>
       <w:r>
         <w:rPr>
           <w:rFonts w:ascii="Arial" w:cs="Arial" w:eastAsia="Arial" w:hAnsi="Arial"/>
@@ -7404,8 +7533,8 @@
           <w:szCs w:val="22"/>
         </w:rPr>
       </w:pPr>
-      <w:bookmarkStart w:colFirst="0" w:colLast="0" w:name="_heading=h.te351yz3nh9g" w:id="59"/>
-      <w:bookmarkEnd w:id="59"/>
+      <w:bookmarkStart w:colFirst="0" w:colLast="0" w:name="_heading=h.te351yz3nh9g" w:id="60"/>
+      <w:bookmarkEnd w:id="60"/>
       <w:r>
         <w:rPr>
           <w:rFonts w:ascii="Arial" w:cs="Arial" w:eastAsia="Arial" w:hAnsi="Arial"/>
@@ -7444,8 +7573,8 @@
           <w:u w:val="none"/>
         </w:rPr>
       </w:pPr>
-      <w:bookmarkStart w:colFirst="0" w:colLast="0" w:name="_heading=h.te351yz3nh9g" w:id="59"/>
-      <w:bookmarkEnd w:id="59"/>
+      <w:bookmarkStart w:colFirst="0" w:colLast="0" w:name="_heading=h.te351yz3nh9g" w:id="60"/>
+      <w:bookmarkEnd w:id="60"/>
       <w:r>
         <w:rPr>
           <w:rFonts w:ascii="Arial" w:cs="Arial" w:eastAsia="Arial" w:hAnsi="Arial"/>
@@ -7479,8 +7608,8 @@
           <w:szCs w:val="22"/>
         </w:rPr>
       </w:pPr>
-      <w:bookmarkStart w:colFirst="0" w:colLast="0" w:name="_heading=h.jiirm1hgdv6w" w:id="60"/>
-      <w:bookmarkEnd w:id="60"/>
+      <w:bookmarkStart w:colFirst="0" w:colLast="0" w:name="_heading=h.jiirm1hgdv6w" w:id="61"/>
+      <w:bookmarkEnd w:id="61"/>
       <w:r>
         <w:rPr>
           <w:rtl w:val="0"/>
@@ -7537,8 +7666,8 @@
           <w:szCs w:val="22"/>
         </w:rPr>
       </w:pPr>
-      <w:bookmarkStart w:colFirst="0" w:colLast="0" w:name="_heading=h.iwir7hj68u1i" w:id="61"/>
-      <w:bookmarkEnd w:id="61"/>
+      <w:bookmarkStart w:colFirst="0" w:colLast="0" w:name="_heading=h.iwir7hj68u1i" w:id="62"/>
+      <w:bookmarkEnd w:id="62"/>
       <w:r>
         <w:rPr>
           <w:rFonts w:ascii="Arial" w:cs="Arial" w:eastAsia="Arial" w:hAnsi="Arial"/>
@@ -7563,8 +7692,8 @@
           <w:szCs w:val="22"/>
         </w:rPr>
       </w:pPr>
-      <w:bookmarkStart w:colFirst="0" w:colLast="0" w:name="_heading=h.v53rz0h11jkd" w:id="62"/>
-      <w:bookmarkEnd w:id="62"/>
+      <w:bookmarkStart w:colFirst="0" w:colLast="0" w:name="_heading=h.v53rz0h11jkd" w:id="63"/>
+      <w:bookmarkEnd w:id="63"/>
       <w:r>
         <w:rPr>
           <w:rFonts w:ascii="Arial" w:cs="Arial" w:eastAsia="Arial" w:hAnsi="Arial"/>
@@ -7589,8 +7718,8 @@
           <w:szCs w:val="22"/>
         </w:rPr>
       </w:pPr>
-      <w:bookmarkStart w:colFirst="0" w:colLast="0" w:name="_heading=h.v53rz0h11jkd" w:id="62"/>
-      <w:bookmarkEnd w:id="62"/>
+      <w:bookmarkStart w:colFirst="0" w:colLast="0" w:name="_heading=h.v53rz0h11jkd" w:id="63"/>
+      <w:bookmarkEnd w:id="63"/>
       <w:r>
         <w:rPr>
           <w:rFonts w:ascii="Arial" w:cs="Arial" w:eastAsia="Arial" w:hAnsi="Arial"/>
@@ -7615,8 +7744,8 @@
           <w:szCs w:val="22"/>
         </w:rPr>
       </w:pPr>
-      <w:bookmarkStart w:colFirst="0" w:colLast="0" w:name="_heading=h.v53rz0h11jkd" w:id="62"/>
-      <w:bookmarkEnd w:id="62"/>
+      <w:bookmarkStart w:colFirst="0" w:colLast="0" w:name="_heading=h.v53rz0h11jkd" w:id="63"/>
+      <w:bookmarkEnd w:id="63"/>
       <w:r>
         <w:rPr>
           <w:rFonts w:ascii="Arial" w:cs="Arial" w:eastAsia="Arial" w:hAnsi="Arial"/>
@@ -7655,8 +7784,8 @@
           <w:u w:val="none"/>
         </w:rPr>
       </w:pPr>
-      <w:bookmarkStart w:colFirst="0" w:colLast="0" w:name="_heading=h.v53rz0h11jkd" w:id="62"/>
-      <w:bookmarkEnd w:id="62"/>
+      <w:bookmarkStart w:colFirst="0" w:colLast="0" w:name="_heading=h.v53rz0h11jkd" w:id="63"/>
+      <w:bookmarkEnd w:id="63"/>
       <w:r>
         <w:rPr>
           <w:rFonts w:ascii="Arial" w:cs="Arial" w:eastAsia="Arial" w:hAnsi="Arial"/>
@@ -7727,8 +7856,8 @@
           <w:vertAlign w:val="baseline"/>
         </w:rPr>
       </w:pPr>
-      <w:bookmarkStart w:colFirst="0" w:colLast="0" w:name="_heading=h.hebcbgxxtot7" w:id="63"/>
-      <w:bookmarkEnd w:id="63"/>
+      <w:bookmarkStart w:colFirst="0" w:colLast="0" w:name="_heading=h.hebcbgxxtot7" w:id="64"/>
+      <w:bookmarkEnd w:id="64"/>
       <w:r>
         <w:rPr>
           <w:rFonts w:ascii="Arial" w:cs="Arial" w:eastAsia="Arial" w:hAnsi="Arial"/>
@@ -8376,8 +8505,8 @@
           <w:vertAlign w:val="baseline"/>
         </w:rPr>
       </w:pPr>
-      <w:bookmarkStart w:colFirst="0" w:colLast="0" w:name="_heading=h.8maumodskdw4" w:id="64"/>
-      <w:bookmarkEnd w:id="64"/>
+      <w:bookmarkStart w:colFirst="0" w:colLast="0" w:name="_heading=h.8maumodskdw4" w:id="65"/>
+      <w:bookmarkEnd w:id="65"/>
       <w:r>
         <w:rPr>
           <w:rFonts w:ascii="Times New Roman" w:cs="Times New Roman" w:eastAsia="Times New Roman" w:hAnsi="Times New Roman"/>
@@ -8438,8 +8567,8 @@
           <w:vertAlign w:val="baseline"/>
         </w:rPr>
       </w:pPr>
-      <w:bookmarkStart w:colFirst="0" w:colLast="0" w:name="_heading=h.4n63zgpq74px" w:id="65"/>
-      <w:bookmarkEnd w:id="65"/>
+      <w:bookmarkStart w:colFirst="0" w:colLast="0" w:name="_heading=h.4n63zgpq74px" w:id="66"/>
+      <w:bookmarkEnd w:id="66"/>
       <w:r>
         <w:rPr>
           <w:b w:val="1"/>
@@ -8467,8 +8596,8 @@
           <w:vertAlign w:val="baseline"/>
         </w:rPr>
       </w:pPr>
-      <w:bookmarkStart w:colFirst="0" w:colLast="0" w:name="_heading=h.so4fbwfvmf4w" w:id="66"/>
-      <w:bookmarkEnd w:id="66"/>
+      <w:bookmarkStart w:colFirst="0" w:colLast="0" w:name="_heading=h.so4fbwfvmf4w" w:id="67"/>
+      <w:bookmarkEnd w:id="67"/>
       <w:r>
         <w:rPr>
           <w:b w:val="1"/>
@@ -8517,8 +8646,8 @@
           <w:vertAlign w:val="baseline"/>
         </w:rPr>
       </w:pPr>
-      <w:bookmarkStart w:colFirst="0" w:colLast="0" w:name="_heading=h.ci1z2wsy9pv" w:id="67"/>
-      <w:bookmarkEnd w:id="67"/>
+      <w:bookmarkStart w:colFirst="0" w:colLast="0" w:name="_heading=h.ci1z2wsy9pv" w:id="68"/>
+      <w:bookmarkEnd w:id="68"/>
       <w:r>
         <w:rPr>
           <w:rFonts w:ascii="Arial" w:cs="Arial" w:eastAsia="Arial" w:hAnsi="Arial"/>
@@ -8599,8 +8728,8 @@
           <w:vertAlign w:val="baseline"/>
         </w:rPr>
       </w:pPr>
-      <w:bookmarkStart w:colFirst="0" w:colLast="0" w:name="_heading=h.tnklmevjf13y" w:id="68"/>
-      <w:bookmarkEnd w:id="68"/>
+      <w:bookmarkStart w:colFirst="0" w:colLast="0" w:name="_heading=h.tnklmevjf13y" w:id="69"/>
+      <w:bookmarkEnd w:id="69"/>
       <w:r>
         <w:rPr>
           <w:rFonts w:ascii="Arial" w:cs="Arial" w:eastAsia="Arial" w:hAnsi="Arial"/>
@@ -8681,8 +8810,8 @@
           <w:vertAlign w:val="baseline"/>
         </w:rPr>
       </w:pPr>
-      <w:bookmarkStart w:colFirst="0" w:colLast="0" w:name="_heading=h.1x86q27yublk" w:id="69"/>
-      <w:bookmarkEnd w:id="69"/>
+      <w:bookmarkStart w:colFirst="0" w:colLast="0" w:name="_heading=h.1x86q27yublk" w:id="70"/>
+      <w:bookmarkEnd w:id="70"/>
       <w:r>
         <w:rPr>
           <w:rFonts w:ascii="Arial" w:cs="Arial" w:eastAsia="Arial" w:hAnsi="Arial"/>
@@ -8763,8 +8892,8 @@
           <w:vertAlign w:val="baseline"/>
         </w:rPr>
       </w:pPr>
-      <w:bookmarkStart w:colFirst="0" w:colLast="0" w:name="_heading=h.ss5yl5dqq0ed" w:id="70"/>
-      <w:bookmarkEnd w:id="70"/>
+      <w:bookmarkStart w:colFirst="0" w:colLast="0" w:name="_heading=h.ss5yl5dqq0ed" w:id="71"/>
+      <w:bookmarkEnd w:id="71"/>
       <w:r>
         <w:rPr>
           <w:rFonts w:ascii="Arial" w:cs="Arial" w:eastAsia="Arial" w:hAnsi="Arial"/>
@@ -8845,8 +8974,8 @@
           <w:vertAlign w:val="baseline"/>
         </w:rPr>
       </w:pPr>
-      <w:bookmarkStart w:colFirst="0" w:colLast="0" w:name="_heading=h.f1965dq2w8rj" w:id="71"/>
-      <w:bookmarkEnd w:id="71"/>
+      <w:bookmarkStart w:colFirst="0" w:colLast="0" w:name="_heading=h.f1965dq2w8rj" w:id="72"/>
+      <w:bookmarkEnd w:id="72"/>
       <w:r>
         <w:rPr>
           <w:rFonts w:ascii="Arial" w:cs="Arial" w:eastAsia="Arial" w:hAnsi="Arial"/>
@@ -8927,8 +9056,8 @@
           <w:vertAlign w:val="baseline"/>
         </w:rPr>
       </w:pPr>
-      <w:bookmarkStart w:colFirst="0" w:colLast="0" w:name="_heading=h.mes47tbq5njs" w:id="72"/>
-      <w:bookmarkEnd w:id="72"/>
+      <w:bookmarkStart w:colFirst="0" w:colLast="0" w:name="_heading=h.mes47tbq5njs" w:id="73"/>
+      <w:bookmarkEnd w:id="73"/>
       <w:r>
         <w:rPr>
           <w:rFonts w:ascii="Arial" w:cs="Arial" w:eastAsia="Arial" w:hAnsi="Arial"/>
@@ -9035,8 +9164,8 @@
           <w:vertAlign w:val="baseline"/>
         </w:rPr>
       </w:pPr>
-      <w:bookmarkStart w:colFirst="0" w:colLast="0" w:name="_heading=h.y6m4304tsu9s" w:id="73"/>
-      <w:bookmarkEnd w:id="73"/>
+      <w:bookmarkStart w:colFirst="0" w:colLast="0" w:name="_heading=h.y6m4304tsu9s" w:id="74"/>
+      <w:bookmarkEnd w:id="74"/>
       <w:r>
         <w:rPr>
           <w:rFonts w:ascii="Arial" w:cs="Arial" w:eastAsia="Arial" w:hAnsi="Arial"/>
@@ -9143,8 +9272,8 @@
           <w:vertAlign w:val="baseline"/>
         </w:rPr>
       </w:pPr>
-      <w:bookmarkStart w:colFirst="0" w:colLast="0" w:name="_heading=h.pqra8913vcrv" w:id="74"/>
-      <w:bookmarkEnd w:id="74"/>
+      <w:bookmarkStart w:colFirst="0" w:colLast="0" w:name="_heading=h.pqra8913vcrv" w:id="75"/>
+      <w:bookmarkEnd w:id="75"/>
       <w:r>
         <w:rPr>
           <w:rFonts w:ascii="Arial" w:cs="Arial" w:eastAsia="Arial" w:hAnsi="Arial"/>
@@ -9291,7 +9420,7 @@
       </w:r>
     </w:p>
     <w:sectPr>
-      <w:headerReference r:id="rId13" w:type="default"/>
+      <w:headerReference r:id="rId15" w:type="default"/>
       <w:type w:val="nextPage"/>
       <w:pgSz w:h="15840" w:w="12240" w:orient="portrait"/>
       <w:pgMar w:bottom="1440" w:top="1440" w:left="1296" w:right="1296" w:header="720" w:footer="720"/>
@@ -12827,7 +12956,7 @@
 
 <file path=customXML/item1.xml><?xml version="1.0" encoding="utf-8"?>
 <go:gDocsCustomXmlDataStorage xmlns:go="http://customooxmlschemas.google.com/" xmlns:r="http://schemas.openxmlformats.org/officeDocument/2006/relationships" uri="GoogleDocsCustomDataVersion2">
-  <go:docsCustomData xmlns:go="http://customooxmlschemas.google.com/" roundtripDataSignature="AMtx7mihfumEYFXyATTVpwc7VyB08qdxJw==">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</go:docsCustomData>
+  <go:docsCustomData xmlns:go="http://customooxmlschemas.google.com/" roundtripDataSignature="AMtx7mjNFbhLinml0OT52NKr/zi+oa1EKg==">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</go:docsCustomData>
 </go:gDocsCustomXmlDataStorage>
 </file>
 
